--- a/docs/qa/guia_pruebas_qa_mvp.docx
+++ b/docs/qa/guia_pruebas_qa_mvp.docx
@@ -18,7 +18,7 @@
         <w:t>Ambiente:</w:t>
       </w:r>
       <w:r>
-        <w:t xml:space="preserve"> QA base publicada y candidato Local pendiente de promoción</w:t>
+        <w:t xml:space="preserve"> QA publicado; aceptación funcional pendiente</w:t>
       </w:r>
     </w:p>
     <w:p>
@@ -51,7 +51,7 @@
         <w:t>Última actualización:</w:t>
       </w:r>
       <w:r>
-        <w:t xml:space="preserve"> 2026-09-14</w:t>
+        <w:t xml:space="preserve"> 2026-09-15</w:t>
       </w:r>
     </w:p>
     <w:p>
@@ -62,7 +62,7 @@
         <w:t>Versión de referencia:</w:t>
       </w:r>
       <w:r>
-        <w:t xml:space="preserve"> b63cdad2fbac423c24460e55582ccfc0003e9924</w:t>
+        <w:t xml:space="preserve"> e57237fe90319f88e1db8ed8d2e686604d2d9c54</w:t>
       </w:r>
     </w:p>
     <w:p>
@@ -70,10 +70,20 @@
         <w:rPr>
           <w:b/>
         </w:rPr>
-        <w:t>Candidato:</w:t>
-      </w:r>
-      <w:r>
-        <w:t xml:space="preserve"> CHG-272–275; SHA de release y run por asignar después de publicar y fusionar. Los casos QA-FORM-*, QA-MARGIN-* y QA-EVID-* requieren la promoción de este candidato. No certificarlos contra la base anterior.</w:t>
+        <w:t>Release desplegado:</w:t>
+      </w:r>
+      <w:r>
+        <w:t xml:space="preserve"> GitHub Actions </w:t>
+      </w:r>
+      <w:r>
+        <w:rPr>
+          <w:rFonts w:ascii="Consolas" w:hAnsi="Consolas"/>
+          <w:sz w:val="18"/>
+        </w:rPr>
+        <w:t>34932659212</w:t>
+      </w:r>
+      <w:r>
+        <w:t>; siete servicios y frontend completados. Los casos QA-FORM-*, QA-MARGIN-* y QA-EVID-* corresponden a esta versión. No certificarlos contra una versión anterior ni confundir el despliegue con UAT aprobada.</w:t>
       </w:r>
     </w:p>
     <w:p>
@@ -86,7 +96,7 @@
     </w:p>
     <w:p>
       <w:r>
-        <w:t xml:space="preserve">Esta guía permite al tester validar la versión desplegada en QA y registrar evidencia reproducible. Los siete servicios y el frontend fueron publicados; eso no significa que estos casos funcionales ya hayan pasado con usuarios reales. Todos los casos comienzan </w:t>
+        <w:t xml:space="preserve">Esta guía permite al tester validar la versión desplegada en QA y registrar evidencia reproducible. Los siete servicios y el frontend fueron publicados; eso no significa que estos casos funcionales ya hayan pasado con usuarios reales. Los casos completos permanecen </w:t>
       </w:r>
       <w:r>
         <w:rPr>
@@ -95,7 +105,7 @@
         <w:t>Sin ejecutar</w:t>
       </w:r>
       <w:r>
-        <w:t>.</w:t>
+        <w:t xml:space="preserve"> mientras no se registren todas sus variantes. El smoke parcial conocido se documenta en la matriz, sin marcar Pasa el caso completo.</w:t>
       </w:r>
     </w:p>
     <w:p>
@@ -363,7 +373,7 @@
               <w:rPr>
                 <w:sz w:val="19"/>
               </w:rPr>
-              <w:t>Productos y servicios con receta, recursos, órdenes, salida previa de materiales, etapas y producto terminado.</w:t>
+              <w:t>Productos y servicios con receta, recursos, órdenes, salida previa de materiales, etapas, producto terminado, margen sobre costo sin tope y evidencia inicial/final de servicios con adjuntos.</w:t>
             </w:r>
           </w:p>
         </w:tc>
@@ -4666,21 +4676,32 @@
         <w:pStyle w:val="Heading1"/>
       </w:pPr>
       <w:r>
-        <w:t>15 Validación del candidato pendiente de promoción</w:t>
-      </w:r>
-    </w:p>
-    <w:p>
-      <w:r>
-        <w:t xml:space="preserve">Los casos siguientes comienzan </w:t>
+        <w:t>15 Validación de formularios, margen y evidencia desplegados</w:t>
+      </w:r>
+    </w:p>
+    <w:p>
+      <w:r>
+        <w:t xml:space="preserve">Los casos siguientes se ejecutan contra QA </w:t>
       </w:r>
       <w:r>
         <w:rPr>
-          <w:b/>
+          <w:rFonts w:ascii="Consolas" w:hAnsi="Consolas"/>
+          <w:sz w:val="18"/>
         </w:rPr>
-        <w:t>Sin ejecutar</w:t>
-      </w:r>
-      <w:r>
-        <w:t>. Primero confirmar SHA candidato, migraciones y almacenamiento mediante el plan de release.</w:t>
+        <w:t>e57237f</w:t>
+      </w:r>
+      <w:r>
+        <w:t xml:space="preserve">, con migraciones hasta </w:t>
+      </w:r>
+      <w:r>
+        <w:rPr>
+          <w:rFonts w:ascii="Consolas" w:hAnsi="Consolas"/>
+          <w:sz w:val="18"/>
+        </w:rPr>
+        <w:t>20260913_0036</w:t>
+      </w:r>
+      <w:r>
+        <w:t>. El release ya se completó. La matriz conserva pendientes de aceptación: el smoke observado sólo cubre el rechazo de descripción inicial vacía, sin guardado de evidencia ni descarga. Confirme la versión y use únicamente fixtures autorizados; consulte el plan de release para la evidencia técnica.</w:t>
       </w:r>
     </w:p>
     <w:p>
@@ -5015,7 +5036,7 @@
         <w:color w:val="464646"/>
         <w:sz w:val="16"/>
       </w:rPr>
-      <w:t xml:space="preserve">ERClave  |  Local / QA pendiente  |  14 septiembre 2026  |  </w:t>
+      <w:t xml:space="preserve">ERClave  |  Alcance y revisión en la portada  |  </w:t>
     </w:r>
     <w:fldSimple w:instr="PAGE"/>
   </w:p>
